--- a/MeetingMinutes/2023/Boone/2022-11-23 Boone County.docx
+++ b/MeetingMinutes/2023/Boone/2022-11-23 Boone County.docx
@@ -6,12 +6,14 @@
       <w:pPr>
         <w:rPr>
           <w:b w:val="1"/>
+          <w:bCs w:val="1"/>
           <w:u w:val="single"/>
         </w:rPr>
       </w:pPr>
       <w:r>
         <w:rPr>
           <w:b w:val="1"/>
+          <w:bCs w:val="1"/>
           <w:rtl w:val="0"/>
         </w:rPr>
         <w:t xml:space="preserve">Minutes - Boone County </w:t>
@@ -19,6 +21,7 @@
       <w:r>
         <w:rPr>
           <w:b w:val="1"/>
+          <w:bCs w:val="1"/>
           <w:u w:val="single"/>
           <w:rtl w:val="0"/>
         </w:rPr>
@@ -101,11 +104,13 @@
               <w:jc w:val="left"/>
               <w:rPr>
                 <w:b w:val="1"/>
+                <w:bCs w:val="1"/>
               </w:rPr>
             </w:pPr>
             <w:r>
               <w:rPr>
                 <w:b w:val="1"/>
+                <w:bCs w:val="1"/>
                 <w:rtl w:val="0"/>
               </w:rPr>
               <w:t xml:space="preserve">Call To Order</w:t>
@@ -185,11 +190,13 @@
               <w:jc w:val="left"/>
               <w:rPr>
                 <w:b w:val="1"/>
+                <w:bCs w:val="1"/>
               </w:rPr>
             </w:pPr>
             <w:r>
               <w:rPr>
                 <w:b w:val="1"/>
+                <w:bCs w:val="1"/>
                 <w:rtl w:val="0"/>
               </w:rPr>
               <w:t xml:space="preserve">Roll Call</w:t>
@@ -295,11 +302,13 @@
                     <w:jc w:val="left"/>
                     <w:rPr>
                       <w:b w:val="1"/>
+                      <w:bCs w:val="1"/>
                     </w:rPr>
                   </w:pPr>
                   <w:r>
                     <w:rPr>
                       <w:b w:val="1"/>
+                      <w:bCs w:val="1"/>
                       <w:rtl w:val="0"/>
                     </w:rPr>
                     <w:t xml:space="preserve">Chair</w:t>
@@ -417,11 +426,13 @@
                     <w:jc w:val="left"/>
                     <w:rPr>
                       <w:b w:val="1"/>
+                      <w:bCs w:val="1"/>
                     </w:rPr>
                   </w:pPr>
                   <w:r>
                     <w:rPr>
                       <w:b w:val="1"/>
+                      <w:bCs w:val="1"/>
                       <w:rtl w:val="0"/>
                     </w:rPr>
                     <w:t xml:space="preserve">Vice Chair</w:t>
@@ -539,11 +550,13 @@
                     <w:jc w:val="left"/>
                     <w:rPr>
                       <w:b w:val="1"/>
+                      <w:bCs w:val="1"/>
                     </w:rPr>
                   </w:pPr>
                   <w:r>
                     <w:rPr>
                       <w:b w:val="1"/>
+                      <w:bCs w:val="1"/>
                       <w:rtl w:val="0"/>
                     </w:rPr>
                     <w:t xml:space="preserve">Secretary</w:t>
@@ -661,11 +674,13 @@
                     <w:jc w:val="left"/>
                     <w:rPr>
                       <w:b w:val="1"/>
+                      <w:bCs w:val="1"/>
                     </w:rPr>
                   </w:pPr>
                   <w:r>
                     <w:rPr>
                       <w:b w:val="1"/>
+                      <w:bCs w:val="1"/>
                       <w:rtl w:val="0"/>
                     </w:rPr>
                     <w:t xml:space="preserve">Treasurer</w:t>
@@ -811,11 +826,13 @@
               <w:jc w:val="left"/>
               <w:rPr>
                 <w:b w:val="1"/>
+                <w:bCs w:val="1"/>
               </w:rPr>
             </w:pPr>
             <w:r>
               <w:rPr>
                 <w:b w:val="1"/>
+                <w:bCs w:val="1"/>
                 <w:rtl w:val="0"/>
               </w:rPr>
               <w:t xml:space="preserve">Approval Of The Agenda</w:t>
@@ -919,11 +936,13 @@
                     <w:jc w:val="left"/>
                     <w:rPr>
                       <w:b w:val="1"/>
+                      <w:bCs w:val="1"/>
                     </w:rPr>
                   </w:pPr>
                   <w:r>
                     <w:rPr>
                       <w:b w:val="1"/>
+                      <w:bCs w:val="1"/>
                       <w:rtl w:val="0"/>
                     </w:rPr>
                     <w:t xml:space="preserve">Motion</w:t>
@@ -1003,11 +1022,13 @@
                     <w:jc w:val="left"/>
                     <w:rPr>
                       <w:b w:val="1"/>
+                      <w:bCs w:val="1"/>
                     </w:rPr>
                   </w:pPr>
                   <w:r>
                     <w:rPr>
                       <w:b w:val="1"/>
+                      <w:bCs w:val="1"/>
                       <w:rtl w:val="0"/>
                     </w:rPr>
                     <w:t xml:space="preserve">Second</w:t>
@@ -1115,11 +1136,13 @@
               <w:jc w:val="left"/>
               <w:rPr>
                 <w:b w:val="1"/>
+                <w:bCs w:val="1"/>
               </w:rPr>
             </w:pPr>
             <w:r>
               <w:rPr>
                 <w:b w:val="1"/>
+                <w:bCs w:val="1"/>
                 <w:rtl w:val="0"/>
               </w:rPr>
               <w:t xml:space="preserve">Secretary’s Report</w:t>
@@ -1223,11 +1246,13 @@
                     <w:jc w:val="left"/>
                     <w:rPr>
                       <w:b w:val="1"/>
+                      <w:bCs w:val="1"/>
                     </w:rPr>
                   </w:pPr>
                   <w:r>
                     <w:rPr>
                       <w:b w:val="1"/>
+                      <w:bCs w:val="1"/>
                       <w:rtl w:val="0"/>
                     </w:rPr>
                     <w:t xml:space="preserve">Motion</w:t>
@@ -1307,11 +1332,13 @@
                     <w:jc w:val="left"/>
                     <w:rPr>
                       <w:b w:val="1"/>
+                      <w:bCs w:val="1"/>
                     </w:rPr>
                   </w:pPr>
                   <w:r>
                     <w:rPr>
                       <w:b w:val="1"/>
+                      <w:bCs w:val="1"/>
                       <w:rtl w:val="0"/>
                     </w:rPr>
                     <w:t xml:space="preserve">Second</w:t>
@@ -1419,11 +1446,13 @@
               <w:jc w:val="left"/>
               <w:rPr>
                 <w:b w:val="1"/>
+                <w:bCs w:val="1"/>
               </w:rPr>
             </w:pPr>
             <w:r>
               <w:rPr>
                 <w:b w:val="1"/>
+                <w:bCs w:val="1"/>
                 <w:rtl w:val="0"/>
               </w:rPr>
               <w:t xml:space="preserve">Treasurer’s Report</w:t>
@@ -1527,11 +1556,13 @@
                     <w:jc w:val="left"/>
                     <w:rPr>
                       <w:b w:val="1"/>
+                      <w:bCs w:val="1"/>
                     </w:rPr>
                   </w:pPr>
                   <w:r>
                     <w:rPr>
                       <w:b w:val="1"/>
+                      <w:bCs w:val="1"/>
                       <w:rtl w:val="0"/>
                     </w:rPr>
                     <w:t xml:space="preserve">Motion</w:t>
@@ -1611,11 +1642,13 @@
                     <w:jc w:val="left"/>
                     <w:rPr>
                       <w:b w:val="1"/>
+                      <w:bCs w:val="1"/>
                     </w:rPr>
                   </w:pPr>
                   <w:r>
                     <w:rPr>
                       <w:b w:val="1"/>
+                      <w:bCs w:val="1"/>
                       <w:rtl w:val="0"/>
                     </w:rPr>
                     <w:t xml:space="preserve">Second</w:t>
@@ -1723,11 +1756,13 @@
               <w:jc w:val="left"/>
               <w:rPr>
                 <w:b w:val="1"/>
+                <w:bCs w:val="1"/>
               </w:rPr>
             </w:pPr>
             <w:r>
               <w:rPr>
                 <w:b w:val="1"/>
+                <w:bCs w:val="1"/>
                 <w:rtl w:val="0"/>
               </w:rPr>
               <w:t xml:space="preserve">Old Business</w:t>
@@ -1807,11 +1842,13 @@
               <w:jc w:val="left"/>
               <w:rPr>
                 <w:b w:val="1"/>
+                <w:bCs w:val="1"/>
               </w:rPr>
             </w:pPr>
             <w:r>
               <w:rPr>
                 <w:b w:val="1"/>
+                <w:bCs w:val="1"/>
                 <w:rtl w:val="0"/>
               </w:rPr>
               <w:t xml:space="preserve">New Business</w:t>
@@ -1891,11 +1928,13 @@
               <w:jc w:val="left"/>
               <w:rPr>
                 <w:b w:val="1"/>
+                <w:bCs w:val="1"/>
               </w:rPr>
             </w:pPr>
             <w:r>
               <w:rPr>
                 <w:b w:val="1"/>
+                <w:bCs w:val="1"/>
                 <w:rtl w:val="0"/>
               </w:rPr>
               <w:t xml:space="preserve">Open Discussion</w:t>
@@ -1975,11 +2014,13 @@
               <w:jc w:val="left"/>
               <w:rPr>
                 <w:b w:val="1"/>
+                <w:bCs w:val="1"/>
               </w:rPr>
             </w:pPr>
             <w:r>
               <w:rPr>
                 <w:b w:val="1"/>
+                <w:bCs w:val="1"/>
                 <w:rtl w:val="0"/>
               </w:rPr>
               <w:t xml:space="preserve">Adjourn</w:t>
@@ -2379,6 +2420,7 @@
     </w:pPr>
     <w:rPr>
       <w:b w:val="0"/>
+      <w:bCs w:val="0"/>
       <w:sz w:val="32"/>
       <w:szCs w:val="32"/>
     </w:rPr>
@@ -2395,6 +2437,7 @@
     </w:pPr>
     <w:rPr>
       <w:b w:val="0"/>
+      <w:bCs w:val="0"/>
       <w:color w:val="434343"/>
       <w:sz w:val="28"/>
       <w:szCs w:val="28"/>
@@ -2444,6 +2487,7 @@
     </w:pPr>
     <w:rPr>
       <w:i w:val="1"/>
+      <w:iCs w:val="1"/>
       <w:color w:val="666666"/>
       <w:sz w:val="22"/>
       <w:szCs w:val="22"/>
@@ -2477,6 +2521,7 @@
     <w:rPr>
       <w:rFonts w:ascii="Arial" w:cs="Arial" w:eastAsia="Arial" w:hAnsi="Arial"/>
       <w:i w:val="0"/>
+      <w:iCs w:val="0"/>
       <w:color w:val="666666"/>
       <w:sz w:val="30"/>
       <w:szCs w:val="30"/>
